--- a/public/resume/generated/rahul-mitra-highlights-2026-09.docx
+++ b/public/resume/generated/rahul-mitra-highlights-2026-09.docx
@@ -111,7 +111,7 @@
       <w:pPr>
         <w:keepNext/>
         <w:tabs>
-          <w:tab w:pos="10178" w:val="right"/>
+          <w:tab w:pos="10466" w:val="right"/>
         </w:tabs>
         <w:spacing w:before="0" w:after="0"/>
       </w:pPr>
@@ -130,7 +130,7 @@
       <w:pPr>
         <w:keepNext/>
         <w:tabs>
-          <w:tab w:pos="10178" w:val="right"/>
+          <w:tab w:pos="10466" w:val="right"/>
         </w:tabs>
         <w:spacing w:before="0" w:after="20"/>
       </w:pPr>
@@ -183,7 +183,7 @@
       <w:pPr>
         <w:keepNext/>
         <w:tabs>
-          <w:tab w:pos="10178" w:val="right"/>
+          <w:tab w:pos="10466" w:val="right"/>
         </w:tabs>
         <w:spacing w:before="0" w:after="0"/>
       </w:pPr>
@@ -202,7 +202,7 @@
       <w:pPr>
         <w:keepNext/>
         <w:tabs>
-          <w:tab w:pos="10178" w:val="right"/>
+          <w:tab w:pos="10466" w:val="right"/>
         </w:tabs>
         <w:spacing w:before="0" w:after="20"/>
       </w:pPr>
@@ -230,7 +230,7 @@
       <w:pPr>
         <w:keepNext/>
         <w:tabs>
-          <w:tab w:pos="10178" w:val="right"/>
+          <w:tab w:pos="10466" w:val="right"/>
         </w:tabs>
         <w:spacing w:before="0" w:after="0"/>
       </w:pPr>
@@ -249,7 +249,7 @@
       <w:pPr>
         <w:keepNext/>
         <w:tabs>
-          <w:tab w:pos="10178" w:val="right"/>
+          <w:tab w:pos="10466" w:val="right"/>
         </w:tabs>
         <w:spacing w:before="0" w:after="20"/>
       </w:pPr>
@@ -277,7 +277,7 @@
       <w:pPr>
         <w:keepNext/>
         <w:tabs>
-          <w:tab w:pos="10178" w:val="right"/>
+          <w:tab w:pos="10466" w:val="right"/>
         </w:tabs>
         <w:spacing w:before="0" w:after="0"/>
       </w:pPr>
@@ -296,7 +296,7 @@
       <w:pPr>
         <w:keepNext/>
         <w:tabs>
-          <w:tab w:pos="10178" w:val="right"/>
+          <w:tab w:pos="10466" w:val="right"/>
         </w:tabs>
         <w:spacing w:before="0" w:after="20"/>
       </w:pPr>
@@ -324,7 +324,7 @@
       <w:pPr>
         <w:keepNext/>
         <w:tabs>
-          <w:tab w:pos="10178" w:val="right"/>
+          <w:tab w:pos="10466" w:val="right"/>
         </w:tabs>
         <w:spacing w:before="0" w:after="0"/>
       </w:pPr>
@@ -343,7 +343,7 @@
       <w:pPr>
         <w:keepNext/>
         <w:tabs>
-          <w:tab w:pos="10178" w:val="right"/>
+          <w:tab w:pos="10466" w:val="right"/>
         </w:tabs>
         <w:spacing w:before="0" w:after="20"/>
       </w:pPr>
@@ -380,7 +380,7 @@
       <w:pPr>
         <w:keepNext/>
         <w:tabs>
-          <w:tab w:pos="10178" w:val="right"/>
+          <w:tab w:pos="10466" w:val="right"/>
         </w:tabs>
         <w:spacing w:before="0" w:after="0"/>
       </w:pPr>
@@ -399,7 +399,7 @@
       <w:pPr>
         <w:keepNext/>
         <w:tabs>
-          <w:tab w:pos="10178" w:val="right"/>
+          <w:tab w:pos="10466" w:val="right"/>
         </w:tabs>
         <w:spacing w:before="0" w:after="20"/>
       </w:pPr>
@@ -445,7 +445,7 @@
       <w:pPr>
         <w:keepNext/>
         <w:tabs>
-          <w:tab w:pos="10178" w:val="right"/>
+          <w:tab w:pos="10466" w:val="right"/>
         </w:tabs>
         <w:spacing w:before="0" w:after="0"/>
       </w:pPr>
@@ -464,7 +464,7 @@
       <w:pPr>
         <w:keepNext/>
         <w:tabs>
-          <w:tab w:pos="10178" w:val="right"/>
+          <w:tab w:pos="10466" w:val="right"/>
         </w:tabs>
         <w:spacing w:before="0" w:after="20"/>
       </w:pPr>
@@ -508,7 +508,7 @@
       <w:pPr>
         <w:keepNext/>
         <w:tabs>
-          <w:tab w:pos="10178" w:val="right"/>
+          <w:tab w:pos="10466" w:val="right"/>
         </w:tabs>
         <w:spacing w:before="0" w:after="0"/>
       </w:pPr>
@@ -536,7 +536,7 @@
       <w:pPr>
         <w:keepNext/>
         <w:tabs>
-          <w:tab w:pos="10178" w:val="right"/>
+          <w:tab w:pos="10466" w:val="right"/>
         </w:tabs>
         <w:spacing w:before="0" w:after="0"/>
       </w:pPr>
@@ -580,7 +580,7 @@
       <w:pPr>
         <w:keepNext/>
         <w:tabs>
-          <w:tab w:pos="10178" w:val="right"/>
+          <w:tab w:pos="10466" w:val="right"/>
         </w:tabs>
         <w:spacing w:before="0" w:after="0"/>
       </w:pPr>
@@ -599,7 +599,7 @@
       <w:pPr>
         <w:keepNext/>
         <w:tabs>
-          <w:tab w:pos="10178" w:val="right"/>
+          <w:tab w:pos="10466" w:val="right"/>
         </w:tabs>
         <w:spacing w:before="0" w:after="20"/>
       </w:pPr>
@@ -664,7 +664,7 @@
         <w:t xml:space="preserve">Web and Cloud: </w:t>
       </w:r>
       <w:r>
-        <w:t>React, Next.js, FastAPI, Flask, aiohttp/asyncio, Docker, Azure App Service, GitHub Actions and Bitbucket CI/CD, Supabase, Singpass Login and Myinfo (OIDC), API design, GIS mapping</w:t>
+        <w:t>React, Next.js, FastAPI, Flask, aiohttp/asyncio, Docker, AWS Fargate, Terraform, Azure App Service, Redis, Kafka, GitHub Actions and Bitbucket CI/CD, Supabase, Singpass Login and Myinfo (OIDC), API design, GIS mapping</w:t>
       </w:r>
     </w:p>
     <w:p>
@@ -711,7 +711,7 @@
     </w:p>
     <w:sectPr>
       <w:pgSz w:w="11906" w:h="16838"/>
-      <w:pgMar w:top="792" w:right="864" w:bottom="720" w:left="864" w:header="720" w:footer="720" w:gutter="0"/>
+      <w:pgMar w:top="792" w:right="720" w:bottom="720" w:left="720" w:header="720" w:footer="720" w:gutter="0"/>
       <w:cols w:space="720"/>
       <w:docGrid w:linePitch="360"/>
     </w:sectPr>

--- a/public/resume/generated/rahul-mitra-highlights-2026-09.docx
+++ b/public/resume/generated/rahul-mitra-highlights-2026-09.docx
@@ -317,7 +317,7 @@
         <w:ind w:left="259" w:hanging="259"/>
       </w:pPr>
       <w:r>
-        <w:t>• Build AI-enabled systems and data workflows for process improvement, manufacturing analytics, operational decision support, and supply-chain automation.</w:t>
+        <w:t>• Build an air-gapped process-intelligence platform for globally distributed spray-drying plants, spanning GPU OCR and layout parsing, recursive chunking, ONNX embeddings, a Chroma vector store, and LangChain over a locally hosted quantized Gemma model.</w:t>
       </w:r>
     </w:p>
     <w:p>
@@ -535,34 +535,6 @@
     <w:p>
       <w:pPr>
         <w:keepNext/>
-        <w:tabs>
-          <w:tab w:pos="10466" w:val="right"/>
-        </w:tabs>
-        <w:spacing w:before="0" w:after="0"/>
-      </w:pPr>
-      <w:r>
-        <w:rPr>
-          <w:b/>
-        </w:rPr>
-        <w:t>Volt Pulse SG — SMU Hack For Cities 2026 (Top 8 of 50+ teams)</w:t>
-      </w:r>
-      <w:r>
-        <w:tab/>
-        <w:t>Jan 2026</w:t>
-      </w:r>
-    </w:p>
-    <w:p>
-      <w:pPr>
-        <w:spacing w:before="0" w:after="20"/>
-        <w:ind w:left="259" w:hanging="259"/>
-      </w:pPr>
-      <w:r>
-        <w:t>• Built an agentic AI system for tracking HDB household energy costs using SEALION embeddings, Supabase vector search, RRF routing, and scheduler-agent planning.</w:t>
-      </w:r>
-    </w:p>
-    <w:p>
-      <w:pPr>
-        <w:keepNext/>
         <w:spacing w:before="120" w:after="40"/>
         <w:pBdr>
           <w:bottom w:val="single" w:sz="6" w:space="1" w:color="000000"/>
@@ -678,7 +650,7 @@
         <w:t xml:space="preserve">AI and Data: </w:t>
       </w:r>
       <w:r>
-        <w:t>RAG, AI agents, vector search, LangChain, BERT/transformer fine-tuning, model evaluation, OR-Tools CP-SAT, SimPy, 3D CV (SfM, multi-view stereo), CUDA/HPC</w:t>
+        <w:t>RAG, AI agents, vector search, LangChain, PyTorch, ONNX, Chroma, BERT/transformer fine-tuning, model evaluation, OR-Tools CP-SAT, SimPy, 3D CV (SfM, multi-view stereo), CUDA/HPC</w:t>
       </w:r>
     </w:p>
     <w:p>

--- a/public/resume/generated/rahul-mitra-highlights-2026-09.docx
+++ b/public/resume/generated/rahul-mitra-highlights-2026-09.docx
@@ -516,11 +516,11 @@
         <w:rPr>
           <w:b/>
         </w:rPr>
-        <w:t>AsyncDDGS — Open-Source Async Search Client (PyPI)</w:t>
+        <w:t>Maritime Deficiency Severity Forecasting — Maritime Hackathon 2025 (Team Lead)</w:t>
       </w:r>
       <w:r>
         <w:tab/>
-        <w:t>2024 – Present</w:t>
+        <w:t>2025</w:t>
       </w:r>
     </w:p>
     <w:p>
@@ -529,7 +529,7 @@
         <w:ind w:left="259" w:hanging="259"/>
       </w:pPr>
       <w:r>
-        <w:t>• Authored and maintain an asyncio-first, aiohttp-based DuckDuckGo client on PyPI with pytest CI/CD, adopted across AI tooling, Discord bots, and search projects.</w:t>
+        <w:t>• Led model training for a maritime-inspection NLP system, fine-tuning a 109M-parameter BERT with DNN layers, gradient clipping, and hyperparameter optimization on the ASPIRE 2A supercomputer.</w:t>
       </w:r>
     </w:p>
     <w:p>

--- a/public/resume/generated/rahul-mitra-highlights-2026-09.docx
+++ b/public/resume/generated/rahul-mitra-highlights-2026-09.docx
@@ -516,11 +516,11 @@
         <w:rPr>
           <w:b/>
         </w:rPr>
-        <w:t>Maritime Deficiency Severity Forecasting — Maritime Hackathon 2025 (Team Lead)</w:t>
+        <w:t>Volt Pulse SG — SMU Hack For Cities 2026 (Top 8 Finalist of 50+ teams)</w:t>
       </w:r>
       <w:r>
         <w:tab/>
-        <w:t>2025</w:t>
+        <w:t>Jan 2026</w:t>
       </w:r>
     </w:p>
     <w:p>
@@ -529,7 +529,7 @@
         <w:ind w:left="259" w:hanging="259"/>
       </w:pPr>
       <w:r>
-        <w:t>• Led model training for a maritime-inspection NLP system, fine-tuning a 109M-parameter BERT with DNN layers, gradient clipping, and hyperparameter optimization on the ASPIRE 2A supercomputer.</w:t>
+        <w:t>• Built an agentic AI system for tracking HDB household energy costs using SEALION embeddings, Supabase vector search, RRF routing, and scheduler-agent planning.</w:t>
       </w:r>
     </w:p>
     <w:p>

--- a/public/resume/generated/rahul-mitra-highlights-2026-09.docx
+++ b/public/resume/generated/rahul-mitra-highlights-2026-09.docx
@@ -411,7 +411,7 @@
       </w:r>
       <w:r>
         <w:tab/>
-        <w:t>Sep 2025 – Present</w:t>
+        <w:t>Sep 2025 – Sep 2026</w:t>
       </w:r>
     </w:p>
     <w:p>

--- a/public/resume/generated/rahul-mitra-highlights-2026-09.docx
+++ b/public/resume/generated/rahul-mitra-highlights-2026-09.docx
@@ -407,7 +407,7 @@
         <w:rPr>
           <w:i/>
         </w:rPr>
-        <w:t>Software Engineer (Citizen Developer)</w:t>
+        <w:t>Platform &amp; Solutions Engineer (Sparks Citizen Developer)</w:t>
       </w:r>
       <w:r>
         <w:tab/>

--- a/public/resume/generated/rahul-mitra-highlights-2026-09.docx
+++ b/public/resume/generated/rahul-mitra-highlights-2026-09.docx
@@ -160,7 +160,7 @@
         <w:ind w:left="259" w:hanging="259"/>
       </w:pPr>
       <w:r>
-        <w:t>• Awarded Certificate of Outstanding Performance in 3D Computer Vision (CS4277) — top student in a class of 24, NUS School of Computing.</w:t>
+        <w:t>• Awarded Certificate of Outstanding Performance in 3D Computer Vision (CS4277): top student in a class of 24, NUS School of Computing.</w:t>
       </w:r>
     </w:p>
     <w:p>
@@ -516,7 +516,7 @@
         <w:rPr>
           <w:b/>
         </w:rPr>
-        <w:t>Volt Pulse SG — SMU Hack For Cities 2026 (Top 8 Finalist of 50+ teams)</w:t>
+        <w:t>Volt Pulse SG: SMU Hack For Cities 2026 (Top 8 Finalist of 50+ teams)</w:t>
       </w:r>
       <w:r>
         <w:tab/>
